--- a/plantago_pseudo/table_methylation_contexts.docx
+++ b/plantago_pseudo/table_methylation_contexts.docx
@@ -43,6 +43,7 @@
           <w:trHeight w:val="360" w:hRule="auto"/>
           <w:tblHeader/>
         </w:trPr>
+        header1
         <w:tc>
           <w:tcPr>
             <w:tcBorders>
@@ -598,6 +599,7 @@
         <w:trPr>
           <w:trHeight w:val="360" w:hRule="auto"/>
         </w:trPr>
+        body1
         <w:tc>
           <w:tcPr>
             <w:vMerge w:val="restart"/>
@@ -1154,6 +1156,7 @@
         <w:trPr>
           <w:trHeight w:val="360" w:hRule="auto"/>
         </w:trPr>
+        body2
         <w:tc>
           <w:tcPr>
             <w:vMerge/>
@@ -1697,6 +1700,7 @@
         <w:trPr>
           <w:trHeight w:val="360" w:hRule="auto"/>
         </w:trPr>
+        body3
         <w:tc>
           <w:tcPr>
             <w:vMerge w:val="restart"/>
@@ -2253,6 +2257,7 @@
         <w:trPr>
           <w:trHeight w:val="360" w:hRule="auto"/>
         </w:trPr>
+        body4
         <w:tc>
           <w:tcPr>
             <w:vMerge/>
